--- a/.agents/skills/appsec-report/assets/标准空白模板.docx
+++ b/.agents/skills/appsec-report/assets/标准空白模板.docx
@@ -893,7 +893,7 @@
         <w:rPr>
           <w:i w:val="0"/>
         </w:rPr>
-        <w:t>本次安全检测共完成 55 项检测内容，共计发现 0 个安全风险，其中严重风险 0 个、高危风险 0 个、中危风险 0 个、低危风险 0 个（判定为“不符合”）。另有“符合” 0 项、“未测试” 55 项、“不涉及” 0 项。</w:t>
+        <w:t>本次安全检测共完成 55 项检测内容，共计发现 0 个安全风险，其中高危风险 0 个、中危风险 0 个（判定为“不符合”）。另有“符合” 0 项、“未测试” 55 项、“不涉及” 0 项。</w:t>
       </w:r>
     </w:p>
     <w:p>
@@ -1023,7 +1023,7 @@
         <w:pStyle w:val="Heading3"/>
       </w:pPr>
       <w:r>
-        <w:t>PORT-001 应用端口服务安全测试</w:t>
+        <w:t>应用端口服务安全测试</w:t>
       </w:r>
     </w:p>
     <w:tbl>
@@ -1318,7 +1318,7 @@
         <w:pStyle w:val="Heading3"/>
       </w:pPr>
       <w:r>
-        <w:t>BASIC-001 应用软件及相关组件版本基线安全测试</w:t>
+        <w:t>应用软件及相关组件版本基线安全测试</w:t>
       </w:r>
     </w:p>
     <w:tbl>
@@ -1609,7 +1609,7 @@
         <w:pStyle w:val="Heading3"/>
       </w:pPr>
       <w:r>
-        <w:t>FRON-001 前端JS库软件版本安全测试</w:t>
+        <w:t>前端JS库软件版本安全测试</w:t>
       </w:r>
     </w:p>
     <w:tbl>
@@ -1892,7 +1892,7 @@
         <w:pStyle w:val="Heading3"/>
       </w:pPr>
       <w:r>
-        <w:t>FRON-002 前端泄露风险测试（如JS）</w:t>
+        <w:t>前端泄露风险测试（如JS）</w:t>
       </w:r>
     </w:p>
     <w:tbl>
@@ -2183,7 +2183,7 @@
         <w:pStyle w:val="Heading3"/>
       </w:pPr>
       <w:r>
-        <w:t>TRAN-001 软件版本信息泄漏安全测试</w:t>
+        <w:t>软件版本信息泄漏安全测试</w:t>
       </w:r>
     </w:p>
     <w:tbl>
@@ -2466,7 +2466,7 @@
         <w:pStyle w:val="Heading3"/>
       </w:pPr>
       <w:r>
-        <w:t>TRAN-002 防重放攻击、防篡改功能安全测试</w:t>
+        <w:t>防重放攻击、防篡改功能安全测试</w:t>
       </w:r>
     </w:p>
     <w:tbl>
@@ -2763,7 +2763,7 @@
         <w:pStyle w:val="Heading3"/>
       </w:pPr>
       <w:r>
-        <w:t>AUTH-001 验证码功能安全测试</w:t>
+        <w:t>验证码功能安全测试</w:t>
       </w:r>
     </w:p>
     <w:tbl>
@@ -3054,7 +3054,7 @@
         <w:pStyle w:val="Heading3"/>
       </w:pPr>
       <w:r>
-        <w:t>AUTH-002 账号注册、密码找回及改密功能安全测试</w:t>
+        <w:t>账号注册、密码找回及改密功能安全测试</w:t>
       </w:r>
     </w:p>
     <w:tbl>
@@ -3343,7 +3343,7 @@
         <w:pStyle w:val="Heading3"/>
       </w:pPr>
       <w:r>
-        <w:t>AUTH-003 双因素验证功能（短信或邮件等）安全测试</w:t>
+        <w:t>双因素验证功能（短信或邮件等）安全测试</w:t>
       </w:r>
     </w:p>
     <w:tbl>
@@ -3640,7 +3640,7 @@
         <w:pStyle w:val="Heading3"/>
       </w:pPr>
       <w:r>
-        <w:t>AUTH-004 首次登录强制改密安全测试</w:t>
+        <w:t>首次登录强制改密安全测试</w:t>
       </w:r>
     </w:p>
     <w:tbl>
@@ -3925,7 +3925,7 @@
         <w:pStyle w:val="Heading3"/>
       </w:pPr>
       <w:r>
-        <w:t>AUTH-005 身份验证失败处理安全测试</w:t>
+        <w:t>身份验证失败处理安全测试</w:t>
       </w:r>
     </w:p>
     <w:tbl>
@@ -4208,7 +4208,7 @@
         <w:pStyle w:val="Heading3"/>
       </w:pPr>
       <w:r>
-        <w:t>AUTH-006 账号多次失败登录锁定安全测试</w:t>
+        <w:t>账号多次失败登录锁定安全测试</w:t>
       </w:r>
     </w:p>
     <w:tbl>
@@ -4495,7 +4495,7 @@
         <w:pStyle w:val="Heading3"/>
       </w:pPr>
       <w:r>
-        <w:t>AUTH-007 登录密码禁止明文展示安全测试</w:t>
+        <w:t>登录密码禁止明文展示安全测试</w:t>
       </w:r>
     </w:p>
     <w:tbl>
@@ -4778,7 +4778,7 @@
         <w:pStyle w:val="Heading3"/>
       </w:pPr>
       <w:r>
-        <w:t>AUTH-008 强密码策略安全测试</w:t>
+        <w:t>强密码策略安全测试</w:t>
       </w:r>
     </w:p>
     <w:tbl>
@@ -5063,7 +5063,7 @@
         <w:pStyle w:val="Heading3"/>
       </w:pPr>
       <w:r>
-        <w:t>AUTH-009 长期不登录账号锁定安全测试</w:t>
+        <w:t>长期不登录账号锁定安全测试</w:t>
       </w:r>
     </w:p>
     <w:tbl>
@@ -5346,7 +5346,7 @@
         <w:pStyle w:val="Heading3"/>
       </w:pPr>
       <w:r>
-        <w:t>AUTH-010 用户标识、角色标识安全测试</w:t>
+        <w:t>用户标识、角色标识安全测试</w:t>
       </w:r>
     </w:p>
     <w:tbl>
@@ -5639,7 +5639,7 @@
         <w:pStyle w:val="Heading3"/>
       </w:pPr>
       <w:r>
-        <w:t>PER-001 权限控制功能安全测试</w:t>
+        <w:t>权限控制功能安全测试</w:t>
       </w:r>
     </w:p>
     <w:tbl>
@@ -5930,7 +5930,7 @@
         <w:pStyle w:val="Heading3"/>
       </w:pPr>
       <w:r>
-        <w:t>PER-002 防越权安全测试</w:t>
+        <w:t>防越权安全测试</w:t>
       </w:r>
     </w:p>
     <w:tbl>
@@ -6221,7 +6221,7 @@
         <w:pStyle w:val="Heading3"/>
       </w:pPr>
       <w:r>
-        <w:t>SESS-001 Cookie安全测试</w:t>
+        <w:t>Cookie安全测试</w:t>
       </w:r>
     </w:p>
     <w:tbl>
@@ -6510,7 +6510,7 @@
         <w:pStyle w:val="Heading3"/>
       </w:pPr>
       <w:r>
-        <w:t>SESS-002 CORS跨域资源共享安全测试</w:t>
+        <w:t>CORS跨域资源共享安全测试</w:t>
       </w:r>
     </w:p>
     <w:tbl>
@@ -6807,7 +6807,7 @@
         <w:pStyle w:val="Heading3"/>
       </w:pPr>
       <w:r>
-        <w:t>SESS-003 会话登出功能安全测试</w:t>
+        <w:t>会话登出功能安全测试</w:t>
       </w:r>
     </w:p>
     <w:tbl>
@@ -7090,7 +7090,7 @@
         <w:pStyle w:val="Heading3"/>
       </w:pPr>
       <w:r>
-        <w:t>SESS-004 会话超时安全测试</w:t>
+        <w:t>会话超时安全测试</w:t>
       </w:r>
     </w:p>
     <w:tbl>
@@ -7373,7 +7373,7 @@
         <w:pStyle w:val="Heading3"/>
       </w:pPr>
       <w:r>
-        <w:t>SESS-005 会话标识安全测试</w:t>
+        <w:t>会话标识安全测试</w:t>
       </w:r>
     </w:p>
     <w:tbl>
@@ -7658,7 +7658,7 @@
         <w:pStyle w:val="Heading3"/>
       </w:pPr>
       <w:r>
-        <w:t>SESS-006 会话固定安全测试</w:t>
+        <w:t>会话固定安全测试</w:t>
       </w:r>
     </w:p>
     <w:tbl>
@@ -7949,7 +7949,7 @@
         <w:pStyle w:val="Heading3"/>
       </w:pPr>
       <w:r>
-        <w:t>Key-001 密钥存储安全测试</w:t>
+        <w:t>密钥存储安全测试</w:t>
       </w:r>
     </w:p>
     <w:tbl>
@@ -8232,7 +8232,7 @@
         <w:pStyle w:val="Heading3"/>
       </w:pPr>
       <w:r>
-        <w:t>Key-002 AK/SK专项安全测试</w:t>
+        <w:t>AK/SK专项安全测试</w:t>
       </w:r>
     </w:p>
     <w:tbl>
@@ -8527,7 +8527,7 @@
         <w:pStyle w:val="Heading3"/>
       </w:pPr>
       <w:r>
-        <w:t>INFO-001 应用组件错误信息安全测试</w:t>
+        <w:t>应用组件错误信息安全测试</w:t>
       </w:r>
     </w:p>
     <w:tbl>
@@ -8818,7 +8818,7 @@
         <w:pStyle w:val="Heading3"/>
       </w:pPr>
       <w:r>
-        <w:t>BUS-001 文件上传安全测试</w:t>
+        <w:t>文件上传安全测试</w:t>
       </w:r>
     </w:p>
     <w:tbl>
@@ -9115,7 +9115,7 @@
         <w:pStyle w:val="Heading3"/>
       </w:pPr>
       <w:r>
-        <w:t>BUS-002 文件下载安全测试</w:t>
+        <w:t>文件下载安全测试</w:t>
       </w:r>
     </w:p>
     <w:tbl>
@@ -9398,7 +9398,7 @@
         <w:pStyle w:val="Heading3"/>
       </w:pPr>
       <w:r>
-        <w:t>BUS-003 多线程竞争条件安全测试</w:t>
+        <w:t>多线程竞争条件安全测试</w:t>
       </w:r>
     </w:p>
     <w:tbl>
@@ -9681,7 +9681,7 @@
         <w:pStyle w:val="Heading3"/>
       </w:pPr>
       <w:r>
-        <w:t>BUS-004 重要数据类型验证安全测试（如：积分数值、商品数量、userid、供应商id篡改异常值）</w:t>
+        <w:t>重要数据类型验证安全测试（如：积分数值、商品数量、userid、供应商id篡改异常值）</w:t>
       </w:r>
     </w:p>
     <w:tbl>
@@ -9964,7 +9964,7 @@
         <w:pStyle w:val="Heading3"/>
       </w:pPr>
       <w:r>
-        <w:t>BUS-005 业务流程非预期执行安全测试</w:t>
+        <w:t>业务流程非预期执行安全测试</w:t>
       </w:r>
     </w:p>
     <w:tbl>
@@ -10255,7 +10255,7 @@
         <w:pStyle w:val="Heading3"/>
       </w:pPr>
       <w:r>
-        <w:t>AUD-001 基础日志审计功能安全测试</w:t>
+        <w:t>基础日志审计功能安全测试</w:t>
       </w:r>
     </w:p>
     <w:tbl>
@@ -10542,7 +10542,7 @@
         <w:pStyle w:val="Heading3"/>
       </w:pPr>
       <w:r>
-        <w:t>AUD-002 基础日志审计内容安全测试</w:t>
+        <w:t>基础日志审计内容安全测试</w:t>
       </w:r>
     </w:p>
     <w:tbl>
@@ -10831,7 +10831,7 @@
         <w:pStyle w:val="Heading3"/>
       </w:pPr>
       <w:r>
-        <w:t>AUD-003 基础日志审计存储安全测试</w:t>
+        <w:t>基础日志审计存储安全测试</w:t>
       </w:r>
     </w:p>
     <w:tbl>
@@ -11122,7 +11122,7 @@
         <w:pStyle w:val="Heading3"/>
       </w:pPr>
       <w:r>
-        <w:t>DATA-001 加密传输安全测试</w:t>
+        <w:t>加密传输安全测试</w:t>
       </w:r>
     </w:p>
     <w:tbl>
@@ -11405,7 +11405,7 @@
         <w:pStyle w:val="Heading3"/>
       </w:pPr>
       <w:r>
-        <w:t>DATA-002 数据脱敏展示安全测试</w:t>
+        <w:t>数据脱敏展示安全测试</w:t>
       </w:r>
     </w:p>
     <w:tbl>
@@ -11688,7 +11688,7 @@
         <w:pStyle w:val="Heading3"/>
       </w:pPr>
       <w:r>
-        <w:t>DATA-003 数据导出安全测试</w:t>
+        <w:t>数据导出安全测试</w:t>
       </w:r>
     </w:p>
     <w:tbl>
@@ -11981,7 +11981,7 @@
         <w:pStyle w:val="Heading3"/>
       </w:pPr>
       <w:r>
-        <w:t>VULN-001 HTTPS安全测试</w:t>
+        <w:t>HTTPS安全测试</w:t>
       </w:r>
     </w:p>
     <w:tbl>
@@ -12286,7 +12286,7 @@
         <w:pStyle w:val="Heading3"/>
       </w:pPr>
       <w:r>
-        <w:t>VULN-002 HTTP高危请求方法安全测试</w:t>
+        <w:t>HTTP高危请求方法安全测试</w:t>
       </w:r>
     </w:p>
     <w:tbl>
@@ -12577,7 +12577,7 @@
         <w:pStyle w:val="Heading3"/>
       </w:pPr>
       <w:r>
-        <w:t>VULN-003 弱口令安全测试</w:t>
+        <w:t>弱口令安全测试</w:t>
       </w:r>
     </w:p>
     <w:tbl>
@@ -12860,7 +12860,7 @@
         <w:pStyle w:val="Heading3"/>
       </w:pPr>
       <w:r>
-        <w:t>VULN-004 XSS安全测试</w:t>
+        <w:t>XSS安全测试</w:t>
       </w:r>
     </w:p>
     <w:tbl>
@@ -13151,7 +13151,7 @@
         <w:pStyle w:val="Heading3"/>
       </w:pPr>
       <w:r>
-        <w:t>VULN-005 XXE安全测试</w:t>
+        <w:t>XXE安全测试</w:t>
       </w:r>
     </w:p>
     <w:tbl>
@@ -13442,7 +13442,7 @@
         <w:pStyle w:val="Heading3"/>
       </w:pPr>
       <w:r>
-        <w:t>VULN-006 CSRF安全测试</w:t>
+        <w:t>CSRF安全测试</w:t>
       </w:r>
     </w:p>
     <w:tbl>
@@ -13729,7 +13729,7 @@
         <w:pStyle w:val="Heading3"/>
       </w:pPr>
       <w:r>
-        <w:t>VULN-007 SSRF安全测试</w:t>
+        <w:t>SSRF安全测试</w:t>
       </w:r>
     </w:p>
     <w:tbl>
@@ -14024,7 +14024,7 @@
         <w:pStyle w:val="Heading3"/>
       </w:pPr>
       <w:r>
-        <w:t>VULN-008 SQL注入安全测试</w:t>
+        <w:t>SQL注入安全测试</w:t>
       </w:r>
     </w:p>
     <w:tbl>
@@ -14315,7 +14315,7 @@
         <w:pStyle w:val="Heading3"/>
       </w:pPr>
       <w:r>
-        <w:t>VULN-009 LDAP注入安全测试</w:t>
+        <w:t>LDAP注入安全测试</w:t>
       </w:r>
     </w:p>
     <w:tbl>
@@ -14610,7 +14610,7 @@
         <w:pStyle w:val="Heading3"/>
       </w:pPr>
       <w:r>
-        <w:t>VULN-010 文件包含安全测试</w:t>
+        <w:t>文件包含安全测试</w:t>
       </w:r>
     </w:p>
     <w:tbl>
@@ -14899,7 +14899,7 @@
         <w:pStyle w:val="Heading3"/>
       </w:pPr>
       <w:r>
-        <w:t>VULN-011 反序列化安全测试</w:t>
+        <w:t>反序列化安全测试</w:t>
       </w:r>
     </w:p>
     <w:tbl>
@@ -15212,7 +15212,7 @@
         <w:pStyle w:val="Heading3"/>
       </w:pPr>
       <w:r>
-        <w:t>VULN-012 远程命令执行安全测试</w:t>
+        <w:t>远程命令执行安全测试</w:t>
       </w:r>
     </w:p>
     <w:tbl>
@@ -15505,7 +15505,7 @@
         <w:pStyle w:val="Heading3"/>
       </w:pPr>
       <w:r>
-        <w:t>VULN-013 暗链安全测试</w:t>
+        <w:t>暗链安全测试</w:t>
       </w:r>
     </w:p>
     <w:tbl>
@@ -15802,7 +15802,7 @@
         <w:pStyle w:val="Heading3"/>
       </w:pPr>
       <w:r>
-        <w:t>VULN-014 开发框架、中间件安全测试</w:t>
+        <w:t>开发框架、中间件安全测试</w:t>
       </w:r>
     </w:p>
     <w:tbl>
@@ -16093,7 +16093,7 @@
         <w:pStyle w:val="Heading3"/>
       </w:pPr>
       <w:r>
-        <w:t>VULN-015 未授权访问安全测试</w:t>
+        <w:t>未授权访问安全测试</w:t>
       </w:r>
     </w:p>
     <w:tbl>
@@ -16376,7 +16376,7 @@
         <w:pStyle w:val="Heading3"/>
       </w:pPr>
       <w:r>
-        <w:t>VULN-016 敏感信息泄露安全测试</w:t>
+        <w:t>敏感信息泄露安全测试</w:t>
       </w:r>
     </w:p>
     <w:tbl>
@@ -16669,7 +16669,7 @@
         <w:pStyle w:val="Heading3"/>
       </w:pPr>
       <w:r>
-        <w:t>VULN-017 处理用时安全测试</w:t>
+        <w:t>处理用时安全测试</w:t>
       </w:r>
     </w:p>
     <w:tbl>
